--- a/yunqi-2026-cipu-forum/docs/03-多芯异构集群AIOps实践-吴保东.docx
+++ b/yunqi-2026-cipu-forum/docs/03-多芯异构集群AIOps实践-吴保东.docx
@@ -226,7 +226,592 @@
           <w:b/>
           <w:sz w:val="26"/>
         </w:rPr>
-        <w:t>三、技术展开与PPT佐证</w:t>
+        <w:t>三、关键技术指标对比与提升</w:t>
+      </w:r>
+    </w:p>
+    <w:p>
+      <w:pPr>
+        <w:spacing w:after="120" w:line="300" w:lineRule="auto"/>
+      </w:pPr>
+      <w:r>
+        <w:rPr>
+          <w:rFonts w:ascii="微软雅黑" w:hAnsi="微软雅黑" w:eastAsia="微软雅黑"/>
+          <w:b w:val="0"/>
+          <w:sz w:val="20"/>
+        </w:rPr>
+        <w:t>下表汇总本场（或跨场）可核对的关键指标：基线 → 改进后 → 提升幅度。后续洞察PPT可直接做成对比页。</w:t>
+      </w:r>
+    </w:p>
+    <w:tbl>
+      <w:tblPr>
+        <w:tblStyle w:val="TableGrid"/>
+        <w:tblW w:type="auto" w:w="0"/>
+        <w:tblLook w:firstColumn="1" w:firstRow="1" w:lastColumn="0" w:lastRow="0" w:noHBand="0" w:noVBand="1" w:val="04A0"/>
+      </w:tblPr>
+      <w:tblGrid>
+        <w:gridCol w:w="1930"/>
+        <w:gridCol w:w="1930"/>
+        <w:gridCol w:w="1930"/>
+        <w:gridCol w:w="1930"/>
+        <w:gridCol w:w="1930"/>
+      </w:tblGrid>
+      <w:tr>
+        <w:tc>
+          <w:tcPr>
+            <w:tcW w:type="dxa" w:w="1930"/>
+            <w:shd w:fill="D9E2F3" w:val="clear"/>
+          </w:tcPr>
+          <w:p>
+            <w:r>
+              <w:rPr>
+                <w:rFonts w:ascii="微软雅黑" w:hAnsi="微软雅黑" w:eastAsia="微软雅黑"/>
+                <w:b/>
+                <w:sz w:val="20"/>
+              </w:rPr>
+              <w:t>指标</w:t>
+            </w:r>
+          </w:p>
+        </w:tc>
+        <w:tc>
+          <w:tcPr>
+            <w:tcW w:type="dxa" w:w="1930"/>
+            <w:shd w:fill="D9E2F3" w:val="clear"/>
+          </w:tcPr>
+          <w:p>
+            <w:r>
+              <w:rPr>
+                <w:rFonts w:ascii="微软雅黑" w:hAnsi="微软雅黑" w:eastAsia="微软雅黑"/>
+                <w:b/>
+                <w:sz w:val="20"/>
+              </w:rPr>
+              <w:t>基线/对照</w:t>
+            </w:r>
+          </w:p>
+        </w:tc>
+        <w:tc>
+          <w:tcPr>
+            <w:tcW w:type="dxa" w:w="1930"/>
+            <w:shd w:fill="D9E2F3" w:val="clear"/>
+          </w:tcPr>
+          <w:p>
+            <w:r>
+              <w:rPr>
+                <w:rFonts w:ascii="微软雅黑" w:hAnsi="微软雅黑" w:eastAsia="微软雅黑"/>
+                <w:b/>
+                <w:sz w:val="20"/>
+              </w:rPr>
+              <w:t>改进后/方案</w:t>
+            </w:r>
+          </w:p>
+        </w:tc>
+        <w:tc>
+          <w:tcPr>
+            <w:tcW w:type="dxa" w:w="1930"/>
+            <w:shd w:fill="D9E2F3" w:val="clear"/>
+          </w:tcPr>
+          <w:p>
+            <w:r>
+              <w:rPr>
+                <w:rFonts w:ascii="微软雅黑" w:hAnsi="微软雅黑" w:eastAsia="微软雅黑"/>
+                <w:b/>
+                <w:sz w:val="20"/>
+              </w:rPr>
+              <w:t>提升/变化</w:t>
+            </w:r>
+          </w:p>
+        </w:tc>
+        <w:tc>
+          <w:tcPr>
+            <w:tcW w:type="dxa" w:w="1930"/>
+            <w:shd w:fill="D9E2F3" w:val="clear"/>
+          </w:tcPr>
+          <w:p>
+            <w:r>
+              <w:rPr>
+                <w:rFonts w:ascii="微软雅黑" w:hAnsi="微软雅黑" w:eastAsia="微软雅黑"/>
+                <w:b/>
+                <w:sz w:val="20"/>
+              </w:rPr>
+              <w:t>出处</w:t>
+            </w:r>
+          </w:p>
+        </w:tc>
+      </w:tr>
+      <w:tr>
+        <w:tc>
+          <w:tcPr>
+            <w:tcW w:type="dxa" w:w="1930"/>
+          </w:tcPr>
+          <w:p>
+            <w:r>
+              <w:rPr>
+                <w:rFonts w:ascii="微软雅黑" w:hAnsi="微软雅黑" w:eastAsia="微软雅黑"/>
+                <w:b w:val="0"/>
+                <w:sz w:val="18"/>
+              </w:rPr>
+              <w:t>样例问题集规模</w:t>
+            </w:r>
+          </w:p>
+        </w:tc>
+        <w:tc>
+          <w:tcPr>
+            <w:tcW w:type="dxa" w:w="1930"/>
+          </w:tcPr>
+          <w:p>
+            <w:r>
+              <w:rPr>
+                <w:rFonts w:ascii="微软雅黑" w:hAnsi="微软雅黑" w:eastAsia="微软雅黑"/>
+                <w:b w:val="0"/>
+                <w:sz w:val="18"/>
+              </w:rPr>
+              <w:t>—</w:t>
+            </w:r>
+          </w:p>
+        </w:tc>
+        <w:tc>
+          <w:tcPr>
+            <w:tcW w:type="dxa" w:w="1930"/>
+          </w:tcPr>
+          <w:p>
+            <w:r>
+              <w:rPr>
+                <w:rFonts w:ascii="微软雅黑" w:hAnsi="微软雅黑" w:eastAsia="微软雅黑"/>
+                <w:b w:val="0"/>
+                <w:sz w:val="18"/>
+              </w:rPr>
+              <w:t>约 1519 / 均 1.2h</w:t>
+            </w:r>
+          </w:p>
+        </w:tc>
+        <w:tc>
+          <w:tcPr>
+            <w:tcW w:type="dxa" w:w="1930"/>
+          </w:tcPr>
+          <w:p>
+            <w:r>
+              <w:rPr>
+                <w:rFonts w:ascii="微软雅黑" w:hAnsi="微软雅黑" w:eastAsia="微软雅黑"/>
+                <w:b/>
+                <w:sz w:val="18"/>
+              </w:rPr>
+              <w:t>人工基线画像</w:t>
+            </w:r>
+          </w:p>
+        </w:tc>
+        <w:tc>
+          <w:tcPr>
+            <w:tcW w:type="dxa" w:w="1930"/>
+          </w:tcPr>
+          <w:p>
+            <w:r>
+              <w:rPr>
+                <w:rFonts w:ascii="微软雅黑" w:hAnsi="微软雅黑" w:eastAsia="微软雅黑"/>
+                <w:b w:val="0"/>
+                <w:sz w:val="18"/>
+              </w:rPr>
+              <w:t>痛点量化</w:t>
+            </w:r>
+          </w:p>
+        </w:tc>
+      </w:tr>
+      <w:tr>
+        <w:tc>
+          <w:tcPr>
+            <w:tcW w:type="dxa" w:w="1930"/>
+          </w:tcPr>
+          <w:p>
+            <w:r>
+              <w:rPr>
+                <w:rFonts w:ascii="微软雅黑" w:hAnsi="微软雅黑" w:eastAsia="微软雅黑"/>
+                <w:b w:val="0"/>
+                <w:sz w:val="18"/>
+              </w:rPr>
+              <w:t>诊断准确率（人工）</w:t>
+            </w:r>
+          </w:p>
+        </w:tc>
+        <w:tc>
+          <w:tcPr>
+            <w:tcW w:type="dxa" w:w="1930"/>
+          </w:tcPr>
+          <w:p>
+            <w:r>
+              <w:rPr>
+                <w:rFonts w:ascii="微软雅黑" w:hAnsi="微软雅黑" w:eastAsia="微软雅黑"/>
+                <w:b w:val="0"/>
+                <w:sz w:val="18"/>
+              </w:rPr>
+              <w:t>—</w:t>
+            </w:r>
+          </w:p>
+        </w:tc>
+        <w:tc>
+          <w:tcPr>
+            <w:tcW w:type="dxa" w:w="1930"/>
+          </w:tcPr>
+          <w:p>
+            <w:r>
+              <w:rPr>
+                <w:rFonts w:ascii="微软雅黑" w:hAnsi="微软雅黑" w:eastAsia="微软雅黑"/>
+                <w:b w:val="0"/>
+                <w:sz w:val="18"/>
+              </w:rPr>
+              <w:t>&lt;60%</w:t>
+            </w:r>
+          </w:p>
+        </w:tc>
+        <w:tc>
+          <w:tcPr>
+            <w:tcW w:type="dxa" w:w="1930"/>
+          </w:tcPr>
+          <w:p>
+            <w:r>
+              <w:rPr>
+                <w:rFonts w:ascii="微软雅黑" w:hAnsi="微软雅黑" w:eastAsia="微软雅黑"/>
+                <w:b/>
+                <w:sz w:val="18"/>
+              </w:rPr>
+              <w:t>准确率瓶颈</w:t>
+            </w:r>
+          </w:p>
+        </w:tc>
+        <w:tc>
+          <w:tcPr>
+            <w:tcW w:type="dxa" w:w="1930"/>
+          </w:tcPr>
+          <w:p>
+            <w:r>
+              <w:rPr>
+                <w:rFonts w:ascii="微软雅黑" w:hAnsi="微软雅黑" w:eastAsia="微软雅黑"/>
+                <w:b w:val="0"/>
+                <w:sz w:val="18"/>
+              </w:rPr>
+              <w:t>痛点量化</w:t>
+            </w:r>
+          </w:p>
+        </w:tc>
+      </w:tr>
+      <w:tr>
+        <w:tc>
+          <w:tcPr>
+            <w:tcW w:type="dxa" w:w="1930"/>
+          </w:tcPr>
+          <w:p>
+            <w:r>
+              <w:rPr>
+                <w:rFonts w:ascii="微软雅黑" w:hAnsi="微软雅黑" w:eastAsia="微软雅黑"/>
+                <w:b w:val="0"/>
+                <w:sz w:val="18"/>
+              </w:rPr>
+              <w:t>告警收敛率（人工）</w:t>
+            </w:r>
+          </w:p>
+        </w:tc>
+        <w:tc>
+          <w:tcPr>
+            <w:tcW w:type="dxa" w:w="1930"/>
+          </w:tcPr>
+          <w:p>
+            <w:r>
+              <w:rPr>
+                <w:rFonts w:ascii="微软雅黑" w:hAnsi="微软雅黑" w:eastAsia="微软雅黑"/>
+                <w:b w:val="0"/>
+                <w:sz w:val="18"/>
+              </w:rPr>
+              <w:t>—</w:t>
+            </w:r>
+          </w:p>
+        </w:tc>
+        <w:tc>
+          <w:tcPr>
+            <w:tcW w:type="dxa" w:w="1930"/>
+          </w:tcPr>
+          <w:p>
+            <w:r>
+              <w:rPr>
+                <w:rFonts w:ascii="微软雅黑" w:hAnsi="微软雅黑" w:eastAsia="微软雅黑"/>
+                <w:b w:val="0"/>
+                <w:sz w:val="18"/>
+              </w:rPr>
+              <w:t>约 60–70%</w:t>
+            </w:r>
+          </w:p>
+        </w:tc>
+        <w:tc>
+          <w:tcPr>
+            <w:tcW w:type="dxa" w:w="1930"/>
+          </w:tcPr>
+          <w:p>
+            <w:r>
+              <w:rPr>
+                <w:rFonts w:ascii="微软雅黑" w:hAnsi="微软雅黑" w:eastAsia="微软雅黑"/>
+                <w:b/>
+                <w:sz w:val="18"/>
+              </w:rPr>
+              <w:t>噪声高</w:t>
+            </w:r>
+          </w:p>
+        </w:tc>
+        <w:tc>
+          <w:tcPr>
+            <w:tcW w:type="dxa" w:w="1930"/>
+          </w:tcPr>
+          <w:p>
+            <w:r>
+              <w:rPr>
+                <w:rFonts w:ascii="微软雅黑" w:hAnsi="微软雅黑" w:eastAsia="微软雅黑"/>
+                <w:b w:val="0"/>
+                <w:sz w:val="18"/>
+              </w:rPr>
+              <w:t>痛点量化</w:t>
+            </w:r>
+          </w:p>
+        </w:tc>
+      </w:tr>
+      <w:tr>
+        <w:tc>
+          <w:tcPr>
+            <w:tcW w:type="dxa" w:w="1930"/>
+          </w:tcPr>
+          <w:p>
+            <w:r>
+              <w:rPr>
+                <w:rFonts w:ascii="微软雅黑" w:hAnsi="微软雅黑" w:eastAsia="微软雅黑"/>
+                <w:b w:val="0"/>
+                <w:sz w:val="18"/>
+              </w:rPr>
+              <w:t>评测数据</w:t>
+            </w:r>
+          </w:p>
+        </w:tc>
+        <w:tc>
+          <w:tcPr>
+            <w:tcW w:type="dxa" w:w="1930"/>
+          </w:tcPr>
+          <w:p>
+            <w:r>
+              <w:rPr>
+                <w:rFonts w:ascii="微软雅黑" w:hAnsi="微软雅黑" w:eastAsia="微软雅黑"/>
+                <w:b w:val="0"/>
+                <w:sz w:val="18"/>
+              </w:rPr>
+              <w:t>通用 Benchmark</w:t>
+            </w:r>
+          </w:p>
+        </w:tc>
+        <w:tc>
+          <w:tcPr>
+            <w:tcW w:type="dxa" w:w="1930"/>
+          </w:tcPr>
+          <w:p>
+            <w:r>
+              <w:rPr>
+                <w:rFonts w:ascii="微软雅黑" w:hAnsi="微软雅黑" w:eastAsia="微软雅黑"/>
+                <w:b w:val="0"/>
+                <w:sz w:val="18"/>
+              </w:rPr>
+              <w:t>aiops-data 1600+ 工单+告警</w:t>
+            </w:r>
+          </w:p>
+        </w:tc>
+        <w:tc>
+          <w:tcPr>
+            <w:tcW w:type="dxa" w:w="1930"/>
+          </w:tcPr>
+          <w:p>
+            <w:r>
+              <w:rPr>
+                <w:rFonts w:ascii="微软雅黑" w:hAnsi="微软雅黑" w:eastAsia="微软雅黑"/>
+                <w:b/>
+                <w:sz w:val="18"/>
+              </w:rPr>
+              <w:t>真实可复现</w:t>
+            </w:r>
+          </w:p>
+        </w:tc>
+        <w:tc>
+          <w:tcPr>
+            <w:tcW w:type="dxa" w:w="1930"/>
+          </w:tcPr>
+          <w:p>
+            <w:r>
+              <w:rPr>
+                <w:rFonts w:ascii="微软雅黑" w:hAnsi="微软雅黑" w:eastAsia="微软雅黑"/>
+                <w:b w:val="0"/>
+                <w:sz w:val="18"/>
+              </w:rPr>
+              <w:t>评测床</w:t>
+            </w:r>
+          </w:p>
+        </w:tc>
+      </w:tr>
+      <w:tr>
+        <w:tc>
+          <w:tcPr>
+            <w:tcW w:type="dxa" w:w="1930"/>
+          </w:tcPr>
+          <w:p>
+            <w:r>
+              <w:rPr>
+                <w:rFonts w:ascii="微软雅黑" w:hAnsi="微软雅黑" w:eastAsia="微软雅黑"/>
+                <w:b w:val="0"/>
+                <w:sz w:val="18"/>
+              </w:rPr>
+              <w:t>工单处理时长</w:t>
+            </w:r>
+          </w:p>
+        </w:tc>
+        <w:tc>
+          <w:tcPr>
+            <w:tcW w:type="dxa" w:w="1930"/>
+          </w:tcPr>
+          <w:p>
+            <w:r>
+              <w:rPr>
+                <w:rFonts w:ascii="微软雅黑" w:hAnsi="微软雅黑" w:eastAsia="微软雅黑"/>
+                <w:b w:val="0"/>
+                <w:sz w:val="18"/>
+              </w:rPr>
+              <w:t>5.5 h（峰值口径）</w:t>
+            </w:r>
+          </w:p>
+        </w:tc>
+        <w:tc>
+          <w:tcPr>
+            <w:tcW w:type="dxa" w:w="1930"/>
+          </w:tcPr>
+          <w:p>
+            <w:r>
+              <w:rPr>
+                <w:rFonts w:ascii="微软雅黑" w:hAnsi="微软雅黑" w:eastAsia="微软雅黑"/>
+                <w:b w:val="0"/>
+                <w:sz w:val="18"/>
+              </w:rPr>
+              <w:t>0.47 h</w:t>
+            </w:r>
+          </w:p>
+        </w:tc>
+        <w:tc>
+          <w:tcPr>
+            <w:tcW w:type="dxa" w:w="1930"/>
+          </w:tcPr>
+          <w:p>
+            <w:r>
+              <w:rPr>
+                <w:rFonts w:ascii="微软雅黑" w:hAnsi="微软雅黑" w:eastAsia="微软雅黑"/>
+                <w:b/>
+                <w:sz w:val="18"/>
+              </w:rPr>
+              <w:t>约 -91%</w:t>
+            </w:r>
+          </w:p>
+        </w:tc>
+        <w:tc>
+          <w:tcPr>
+            <w:tcW w:type="dxa" w:w="1930"/>
+          </w:tcPr>
+          <w:p>
+            <w:r>
+              <w:rPr>
+                <w:rFonts w:ascii="微软雅黑" w:hAnsi="微软雅黑" w:eastAsia="微软雅黑"/>
+                <w:b w:val="0"/>
+                <w:sz w:val="18"/>
+              </w:rPr>
+              <w:t>Infini-AIOps 实测</w:t>
+            </w:r>
+          </w:p>
+        </w:tc>
+      </w:tr>
+      <w:tr>
+        <w:tc>
+          <w:tcPr>
+            <w:tcW w:type="dxa" w:w="1930"/>
+          </w:tcPr>
+          <w:p>
+            <w:r>
+              <w:rPr>
+                <w:rFonts w:ascii="微软雅黑" w:hAnsi="微软雅黑" w:eastAsia="微软雅黑"/>
+                <w:b w:val="0"/>
+                <w:sz w:val="18"/>
+              </w:rPr>
+              <w:t>人效</w:t>
+            </w:r>
+          </w:p>
+        </w:tc>
+        <w:tc>
+          <w:tcPr>
+            <w:tcW w:type="dxa" w:w="1930"/>
+          </w:tcPr>
+          <w:p>
+            <w:r>
+              <w:rPr>
+                <w:rFonts w:ascii="微软雅黑" w:hAnsi="微软雅黑" w:eastAsia="微软雅黑"/>
+                <w:b w:val="0"/>
+                <w:sz w:val="18"/>
+              </w:rPr>
+              <w:t>人工链路</w:t>
+            </w:r>
+          </w:p>
+        </w:tc>
+        <w:tc>
+          <w:tcPr>
+            <w:tcW w:type="dxa" w:w="1930"/>
+          </w:tcPr>
+          <w:p>
+            <w:r>
+              <w:rPr>
+                <w:rFonts w:ascii="微软雅黑" w:hAnsi="微软雅黑" w:eastAsia="微软雅黑"/>
+                <w:b w:val="0"/>
+                <w:sz w:val="18"/>
+              </w:rPr>
+              <w:t>Agent 闭环</w:t>
+            </w:r>
+          </w:p>
+        </w:tc>
+        <w:tc>
+          <w:tcPr>
+            <w:tcW w:type="dxa" w:w="1930"/>
+          </w:tcPr>
+          <w:p>
+            <w:r>
+              <w:rPr>
+                <w:rFonts w:ascii="微软雅黑" w:hAnsi="微软雅黑" w:eastAsia="微软雅黑"/>
+                <w:b/>
+                <w:sz w:val="18"/>
+              </w:rPr>
+              <w:t>约 12×</w:t>
+            </w:r>
+          </w:p>
+        </w:tc>
+        <w:tc>
+          <w:tcPr>
+            <w:tcW w:type="dxa" w:w="1930"/>
+          </w:tcPr>
+          <w:p>
+            <w:r>
+              <w:rPr>
+                <w:rFonts w:ascii="微软雅黑" w:hAnsi="微软雅黑" w:eastAsia="微软雅黑"/>
+                <w:b w:val="0"/>
+                <w:sz w:val="18"/>
+              </w:rPr>
+              <w:t>Infini-AIOps 实测</w:t>
+            </w:r>
+          </w:p>
+        </w:tc>
+      </w:tr>
+    </w:tbl>
+    <w:p/>
+    <w:p>
+      <w:pPr>
+        <w:pStyle w:val="Heading2"/>
+      </w:pPr>
+      <w:r>
+        <w:rPr>
+          <w:rFonts w:ascii="微软雅黑" w:hAnsi="微软雅黑" w:eastAsia="微软雅黑"/>
+          <w:b/>
+          <w:sz w:val="26"/>
+        </w:rPr>
+        <w:t>四、技术展开与PPT佐证</w:t>
       </w:r>
     </w:p>
     <w:p>
@@ -959,7 +1544,7 @@
           <w:b/>
           <w:sz w:val="26"/>
         </w:rPr>
-        <w:t>四、面向未来的洞察（洞察PPT素材）</w:t>
+        <w:t>五、面向未来的洞察（洞察PPT素材）</w:t>
       </w:r>
     </w:p>
     <w:p>
@@ -972,7 +1557,7 @@
           <w:b w:val="0"/>
           <w:sz w:val="20"/>
         </w:rPr>
-        <w:t>本节可直接拆成洞察PPT的判断页/动作页/金句页。</w:t>
+        <w:t>本节可直接拆成洞察PPT的判断页/对比页/动作页/金句页；指标对比见上文表格。</w:t>
       </w:r>
     </w:p>
     <w:p>
@@ -1207,6 +1792,20 @@
           <w:sz w:val="22"/>
         </w:rPr>
         <w:t>洞察金句：先评测基础设施，再谈运维智能体。</w:t>
+      </w:r>
+    </w:p>
+    <w:p>
+      <w:pPr>
+        <w:pStyle w:val="ListBullet"/>
+        <w:spacing w:after="60"/>
+      </w:pPr>
+      <w:r>
+        <w:rPr>
+          <w:rFonts w:ascii="微软雅黑" w:hAnsi="微软雅黑" w:eastAsia="微软雅黑"/>
+          <w:b w:val="0"/>
+          <w:sz w:val="22"/>
+        </w:rPr>
+        <w:t>页建议：5.5h→0.47h（-91%）与人效12×结果页。</w:t>
       </w:r>
     </w:p>
     <w:sectPr>
